--- a/docx/program-overview.docx
+++ b/docx/program-overview.docx
@@ -99,7 +99,7 @@
           <w:sz w:val="22"/>
           <w:rtl/>
         </w:rPr>
-        <w:t xml:space="preserve">5 جلسات</w:t>
+        <w:t xml:space="preserve">5 جلسات + وحدة متقدمة 06</w:t>
       </w:r>
     </w:p>
     <w:p>
@@ -159,7 +159,7 @@
           <w:sz w:val="22"/>
           <w:rtl/>
         </w:rPr>
-        <w:t xml:space="preserve">5 أوراق عمل + موقع منشور</w:t>
+        <w:t xml:space="preserve">6 أوراق عمل + عروض الجلسات + موقع منشور</w:t>
       </w:r>
     </w:p>
     <w:p>
@@ -179,7 +179,7 @@
           <w:sz w:val="22"/>
           <w:rtl/>
         </w:rPr>
-        <w:t xml:space="preserve">500 نقطة</w:t>
+        <w:t xml:space="preserve">500 نقطة (+100 للوحدة المتقدمة)</w:t>
       </w:r>
     </w:p>
     <w:p>
@@ -1425,6 +1425,90 @@
           </w:p>
         </w:tc>
       </w:tr>
+      <w:tr>
+        <w:tc>
+          <w:tcPr/>
+          <w:p>
+            <w:pPr>
+              <w:pStyle w:val="Compact"/>
+              <w:bidi/>
+            </w:pPr>
+            <w:r>
+              <w:rPr>
+                <w:b/>
+                <w:bCs/>
+                <w:sz w:val="22"/>
+                <w:rtl/>
+              </w:rPr>
+              <w:t xml:space="preserve">06</w:t>
+            </w:r>
+          </w:p>
+        </w:tc>
+        <w:tc>
+          <w:tcPr/>
+          <w:p>
+            <w:pPr>
+              <w:pStyle w:val="Compact"/>
+              <w:bidi/>
+            </w:pPr>
+            <w:r>
+              <w:rPr>
+                <w:sz w:val="22"/>
+                <w:rtl/>
+              </w:rPr>
+              <w:t xml:space="preserve">الأتمتة وحماية الجودة</w:t>
+            </w:r>
+            <w:r>
+              <w:rPr>
+                <w:sz w:val="22"/>
+                <w:rtl/>
+              </w:rPr>
+              <w:t xml:space="preserve"> </w:t>
+            </w:r>
+            <w:r>
+              <w:rPr>
+                <w:i/>
+                <w:iCs/>
+                <w:sz w:val="22"/>
+                <w:rtl/>
+              </w:rPr>
+              <w:t xml:space="preserve">(وحدة متقدمة اختيارية)</w:t>
+            </w:r>
+          </w:p>
+        </w:tc>
+        <w:tc>
+          <w:tcPr/>
+          <w:p>
+            <w:pPr>
+              <w:pStyle w:val="Compact"/>
+              <w:bidi/>
+            </w:pPr>
+            <w:r>
+              <w:rPr>
+                <w:sz w:val="22"/>
+                <w:rtl/>
+              </w:rPr>
+              <w:t xml:space="preserve">سير عمل GitHub Actions، حماية الفرع وCODEOWNERS، الإصدارات والوسوم</w:t>
+            </w:r>
+          </w:p>
+        </w:tc>
+        <w:tc>
+          <w:tcPr/>
+          <w:p>
+            <w:pPr>
+              <w:pStyle w:val="Compact"/>
+              <w:bidi/>
+            </w:pPr>
+            <w:r>
+              <w:rPr>
+                <w:sz w:val="22"/>
+                <w:rtl/>
+              </w:rPr>
+              <w:t xml:space="preserve">فحص أخضر + إصدار v1.0.0</w:t>
+            </w:r>
+          </w:p>
+        </w:tc>
+      </w:tr>
     </w:tbl>
     <w:p>
       <w:pPr>
@@ -3218,6 +3302,56 @@
                 <w:sz w:val="22"/>
                 <w:rtl/>
               </w:rPr>
+              <w:t xml:space="preserve">الأتمتة (اختياري — ورقة 06)</w:t>
+            </w:r>
+          </w:p>
+        </w:tc>
+        <w:tc>
+          <w:tcPr/>
+          <w:p>
+            <w:pPr>
+              <w:pStyle w:val="Compact"/>
+              <w:bidi/>
+            </w:pPr>
+            <w:r>
+              <w:rPr>
+                <w:sz w:val="22"/>
+                <w:rtl/>
+              </w:rPr>
+              <w:t xml:space="preserve">100 نقطة إضافية</w:t>
+            </w:r>
+          </w:p>
+        </w:tc>
+        <w:tc>
+          <w:tcPr/>
+          <w:p>
+            <w:pPr>
+              <w:pStyle w:val="Compact"/>
+              <w:bidi/>
+            </w:pPr>
+            <w:r>
+              <w:rPr>
+                <w:sz w:val="22"/>
+                <w:rtl/>
+              </w:rPr>
+              <w:t xml:space="preserve">فحص أخضر، حالة فاشلة موثّقة، إصدار مرقّم</w:t>
+            </w:r>
+          </w:p>
+        </w:tc>
+      </w:tr>
+      <w:tr>
+        <w:tc>
+          <w:tcPr/>
+          <w:p>
+            <w:pPr>
+              <w:pStyle w:val="Compact"/>
+              <w:bidi/>
+            </w:pPr>
+            <w:r>
+              <w:rPr>
+                <w:sz w:val="22"/>
+                <w:rtl/>
+              </w:rPr>
               <w:t xml:space="preserve">التعاون والاحتراف</w:t>
             </w:r>
           </w:p>
@@ -3490,7 +3624,22 @@
           <w:sz w:val="22"/>
           <w:rtl/>
         </w:rPr>
-        <w:t xml:space="preserve">: أضف ملف GitHub Actions يشغّل</w:t>
+        <w:t xml:space="preserve">: موجود أصلاً في المشروع (</w:t>
+      </w:r>
+      <w:r>
+        <w:rPr>
+          <w:rStyle w:val="VerbatimChar"/>
+          <w:sz w:val="22"/>
+          <w:rtl/>
+        </w:rPr>
+        <w:t xml:space="preserve">.github/workflows/validate.yml</w:t>
+      </w:r>
+      <w:r>
+        <w:rPr>
+          <w:sz w:val="22"/>
+          <w:rtl/>
+        </w:rPr>
+        <w:t xml:space="preserve">) —</w:t>
       </w:r>
       <w:r>
         <w:rPr>
@@ -3501,25 +3650,10 @@
       </w:r>
       <w:r>
         <w:rPr>
-          <w:rStyle w:val="VerbatimChar"/>
-          <w:sz w:val="22"/>
-          <w:rtl/>
-        </w:rPr>
-        <w:t xml:space="preserve">node tests/validate-members.mjs</w:t>
-      </w:r>
-      <w:r>
-        <w:rPr>
-          <w:sz w:val="22"/>
-          <w:rtl/>
-        </w:rPr>
-        <w:t xml:space="preserve"> </w:t>
-      </w:r>
-      <w:r>
-        <w:rPr>
-          <w:sz w:val="22"/>
-          <w:rtl/>
-        </w:rPr>
-        <w:t xml:space="preserve">على كل طلب سحب، فيُرفض الطلب الخطأ قبل وصوله للمراجع البشري.</w:t>
+          <w:sz w:val="22"/>
+          <w:rtl/>
+        </w:rPr>
+        <w:t xml:space="preserve">ادرسه في الورقة 06، وأضف إليه فحصاً جديداً لخطأ يتكرر في فريقك.</w:t>
       </w:r>
     </w:p>
     <w:p>

--- a/docx/program-overview.docx
+++ b/docx/program-overview.docx
@@ -280,14 +280,27 @@
         <w:tblW w:type="auto" w:w="0"/>
         <w:jc w:val="center"/>
         <w:tblLook w:firstRow="0" w:lastRow="0" w:firstColumn="0" w:lastColumn="0"/>
+        <w:tblBorders>
+          <w:top w:val="single" w:sz="4" w:color="C9D3DE"/>
+          <w:left w:val="single" w:sz="4" w:color="C9D3DE"/>
+          <w:bottom w:val="single" w:sz="4" w:color="C9D3DE"/>
+          <w:right w:val="single" w:sz="4" w:color="C9D3DE"/>
+          <w:insideH w:val="single" w:sz="4" w:color="C9D3DE"/>
+          <w:insideV w:val="single" w:sz="4" w:color="C9D3DE"/>
+        </w:tblBorders>
         <w:bidiVisual/>
       </w:tblPr>
       <w:tblGrid>
         <w:gridCol w:w="7920"/>
       </w:tblGrid>
       <w:tr>
-        <w:tc>
-          <w:tcPr/>
+        <w:trPr>
+          <w:tblHeader w:val="true"/>
+        </w:trPr>
+        <w:tc>
+          <w:tcPr>
+            <w:shd w:val="clear" w:color="auto" w:fill="1E3A5F"/>
+          </w:tcPr>
           <w:p>
             <w:pPr>
               <w:pStyle w:val="Compact"/>
@@ -296,6 +309,8 @@
             </w:pPr>
             <w:r>
               <w:rPr>
+                <w:b/>
+                <w:color w:val="FFFFFF"/>
                 <w:sz w:val="22"/>
                 <w:rtl/>
               </w:rPr>
@@ -506,6 +521,15 @@
         <w:tblStyle w:val="Table"/>
         <w:tblW w:type="auto" w:w="0"/>
         <w:tblLook w:firstRow="1" w:lastRow="0" w:firstColumn="0" w:lastColumn="0" w:noHBand="0" w:noVBand="0" w:val="0020"/>
+        <w:jc w:val="center"/>
+        <w:tblBorders>
+          <w:top w:val="single" w:sz="4" w:color="C9D3DE"/>
+          <w:left w:val="single" w:sz="4" w:color="C9D3DE"/>
+          <w:bottom w:val="single" w:sz="4" w:color="C9D3DE"/>
+          <w:right w:val="single" w:sz="4" w:color="C9D3DE"/>
+          <w:insideH w:val="single" w:sz="4" w:color="C9D3DE"/>
+          <w:insideV w:val="single" w:sz="4" w:color="C9D3DE"/>
+        </w:tblBorders>
         <w:bidiVisual/>
       </w:tblPr>
       <w:tblGrid>
@@ -517,14 +541,18 @@
           <w:tblHeader w:val="on"/>
         </w:trPr>
         <w:tc>
-          <w:tcPr/>
-          <w:p>
-            <w:pPr>
-              <w:pStyle w:val="Compact"/>
-              <w:bidi/>
-            </w:pPr>
-            <w:r>
-              <w:rPr>
+          <w:tcPr>
+            <w:shd w:val="clear" w:color="auto" w:fill="1E3A5F"/>
+          </w:tcPr>
+          <w:p>
+            <w:pPr>
+              <w:pStyle w:val="Compact"/>
+              <w:bidi/>
+            </w:pPr>
+            <w:r>
+              <w:rPr>
+                <w:b/>
+                <w:color w:val="FFFFFF"/>
                 <w:sz w:val="22"/>
                 <w:rtl/>
               </w:rPr>
@@ -533,14 +561,18 @@
           </w:p>
         </w:tc>
         <w:tc>
-          <w:tcPr/>
-          <w:p>
-            <w:pPr>
-              <w:pStyle w:val="Compact"/>
-              <w:bidi/>
-            </w:pPr>
-            <w:r>
-              <w:rPr>
+          <w:tcPr>
+            <w:shd w:val="clear" w:color="auto" w:fill="1E3A5F"/>
+          </w:tcPr>
+          <w:p>
+            <w:pPr>
+              <w:pStyle w:val="Compact"/>
+              <w:bidi/>
+            </w:pPr>
+            <w:r>
+              <w:rPr>
+                <w:b/>
+                <w:color w:val="FFFFFF"/>
                 <w:sz w:val="22"/>
                 <w:rtl/>
               </w:rPr>
@@ -585,7 +617,9 @@
       </w:tr>
       <w:tr>
         <w:tc>
-          <w:tcPr/>
+          <w:tcPr>
+            <w:shd w:val="clear" w:color="auto" w:fill="FAFCFE"/>
+          </w:tcPr>
           <w:p>
             <w:pPr>
               <w:pStyle w:val="Compact"/>
@@ -601,7 +635,9 @@
           </w:p>
         </w:tc>
         <w:tc>
-          <w:tcPr/>
+          <w:tcPr>
+            <w:shd w:val="clear" w:color="auto" w:fill="FAFCFE"/>
+          </w:tcPr>
           <w:p>
             <w:pPr>
               <w:pStyle w:val="Compact"/>
@@ -697,7 +733,9 @@
       </w:tr>
       <w:tr>
         <w:tc>
-          <w:tcPr/>
+          <w:tcPr>
+            <w:shd w:val="clear" w:color="auto" w:fill="FAFCFE"/>
+          </w:tcPr>
           <w:p>
             <w:pPr>
               <w:pStyle w:val="Compact"/>
@@ -713,7 +751,9 @@
           </w:p>
         </w:tc>
         <w:tc>
-          <w:tcPr/>
+          <w:tcPr>
+            <w:shd w:val="clear" w:color="auto" w:fill="FAFCFE"/>
+          </w:tcPr>
           <w:p>
             <w:pPr>
               <w:pStyle w:val="Compact"/>
@@ -765,7 +805,9 @@
       </w:tr>
       <w:tr>
         <w:tc>
-          <w:tcPr/>
+          <w:tcPr>
+            <w:shd w:val="clear" w:color="auto" w:fill="FAFCFE"/>
+          </w:tcPr>
           <w:p>
             <w:pPr>
               <w:pStyle w:val="Compact"/>
@@ -781,7 +823,9 @@
           </w:p>
         </w:tc>
         <w:tc>
-          <w:tcPr/>
+          <w:tcPr>
+            <w:shd w:val="clear" w:color="auto" w:fill="FAFCFE"/>
+          </w:tcPr>
           <w:p>
             <w:pPr>
               <w:pStyle w:val="Compact"/>
@@ -1008,6 +1052,15 @@
         <w:tblStyle w:val="Table"/>
         <w:tblW w:type="auto" w:w="0"/>
         <w:tblLook w:firstRow="1" w:lastRow="0" w:firstColumn="0" w:lastColumn="0" w:noHBand="0" w:noVBand="0" w:val="0020"/>
+        <w:jc w:val="center"/>
+        <w:tblBorders>
+          <w:top w:val="single" w:sz="4" w:color="C9D3DE"/>
+          <w:left w:val="single" w:sz="4" w:color="C9D3DE"/>
+          <w:bottom w:val="single" w:sz="4" w:color="C9D3DE"/>
+          <w:right w:val="single" w:sz="4" w:color="C9D3DE"/>
+          <w:insideH w:val="single" w:sz="4" w:color="C9D3DE"/>
+          <w:insideV w:val="single" w:sz="4" w:color="C9D3DE"/>
+        </w:tblBorders>
         <w:bidiVisual/>
       </w:tblPr>
       <w:tblGrid>
@@ -1021,14 +1074,18 @@
           <w:tblHeader w:val="on"/>
         </w:trPr>
         <w:tc>
-          <w:tcPr/>
-          <w:p>
-            <w:pPr>
-              <w:pStyle w:val="Compact"/>
-              <w:bidi/>
-            </w:pPr>
-            <w:r>
-              <w:rPr>
+          <w:tcPr>
+            <w:shd w:val="clear" w:color="auto" w:fill="1E3A5F"/>
+          </w:tcPr>
+          <w:p>
+            <w:pPr>
+              <w:pStyle w:val="Compact"/>
+              <w:bidi/>
+            </w:pPr>
+            <w:r>
+              <w:rPr>
+                <w:b/>
+                <w:color w:val="FFFFFF"/>
                 <w:sz w:val="22"/>
                 <w:rtl/>
               </w:rPr>
@@ -1037,14 +1094,18 @@
           </w:p>
         </w:tc>
         <w:tc>
-          <w:tcPr/>
-          <w:p>
-            <w:pPr>
-              <w:pStyle w:val="Compact"/>
-              <w:bidi/>
-            </w:pPr>
-            <w:r>
-              <w:rPr>
+          <w:tcPr>
+            <w:shd w:val="clear" w:color="auto" w:fill="1E3A5F"/>
+          </w:tcPr>
+          <w:p>
+            <w:pPr>
+              <w:pStyle w:val="Compact"/>
+              <w:bidi/>
+            </w:pPr>
+            <w:r>
+              <w:rPr>
+                <w:b/>
+                <w:color w:val="FFFFFF"/>
                 <w:sz w:val="22"/>
                 <w:rtl/>
               </w:rPr>
@@ -1053,14 +1114,18 @@
           </w:p>
         </w:tc>
         <w:tc>
-          <w:tcPr/>
-          <w:p>
-            <w:pPr>
-              <w:pStyle w:val="Compact"/>
-              <w:bidi/>
-            </w:pPr>
-            <w:r>
-              <w:rPr>
+          <w:tcPr>
+            <w:shd w:val="clear" w:color="auto" w:fill="1E3A5F"/>
+          </w:tcPr>
+          <w:p>
+            <w:pPr>
+              <w:pStyle w:val="Compact"/>
+              <w:bidi/>
+            </w:pPr>
+            <w:r>
+              <w:rPr>
+                <w:b/>
+                <w:color w:val="FFFFFF"/>
                 <w:sz w:val="22"/>
                 <w:rtl/>
               </w:rPr>
@@ -1069,14 +1134,18 @@
           </w:p>
         </w:tc>
         <w:tc>
-          <w:tcPr/>
-          <w:p>
-            <w:pPr>
-              <w:pStyle w:val="Compact"/>
-              <w:bidi/>
-            </w:pPr>
-            <w:r>
-              <w:rPr>
+          <w:tcPr>
+            <w:shd w:val="clear" w:color="auto" w:fill="1E3A5F"/>
+          </w:tcPr>
+          <w:p>
+            <w:pPr>
+              <w:pStyle w:val="Compact"/>
+              <w:bidi/>
+            </w:pPr>
+            <w:r>
+              <w:rPr>
+                <w:b/>
+                <w:color w:val="FFFFFF"/>
                 <w:sz w:val="22"/>
                 <w:rtl/>
               </w:rPr>
@@ -1155,7 +1224,9 @@
       </w:tr>
       <w:tr>
         <w:tc>
-          <w:tcPr/>
+          <w:tcPr>
+            <w:shd w:val="clear" w:color="auto" w:fill="FAFCFE"/>
+          </w:tcPr>
           <w:p>
             <w:pPr>
               <w:pStyle w:val="Compact"/>
@@ -1173,7 +1244,9 @@
           </w:p>
         </w:tc>
         <w:tc>
-          <w:tcPr/>
+          <w:tcPr>
+            <w:shd w:val="clear" w:color="auto" w:fill="FAFCFE"/>
+          </w:tcPr>
           <w:p>
             <w:pPr>
               <w:pStyle w:val="Compact"/>
@@ -1189,7 +1262,9 @@
           </w:p>
         </w:tc>
         <w:tc>
-          <w:tcPr/>
+          <w:tcPr>
+            <w:shd w:val="clear" w:color="auto" w:fill="FAFCFE"/>
+          </w:tcPr>
           <w:p>
             <w:pPr>
               <w:pStyle w:val="Compact"/>
@@ -1205,7 +1280,9 @@
           </w:p>
         </w:tc>
         <w:tc>
-          <w:tcPr/>
+          <w:tcPr>
+            <w:shd w:val="clear" w:color="auto" w:fill="FAFCFE"/>
+          </w:tcPr>
           <w:p>
             <w:pPr>
               <w:pStyle w:val="Compact"/>
@@ -1291,7 +1368,9 @@
       </w:tr>
       <w:tr>
         <w:tc>
-          <w:tcPr/>
+          <w:tcPr>
+            <w:shd w:val="clear" w:color="auto" w:fill="FAFCFE"/>
+          </w:tcPr>
           <w:p>
             <w:pPr>
               <w:pStyle w:val="Compact"/>
@@ -1309,7 +1388,9 @@
           </w:p>
         </w:tc>
         <w:tc>
-          <w:tcPr/>
+          <w:tcPr>
+            <w:shd w:val="clear" w:color="auto" w:fill="FAFCFE"/>
+          </w:tcPr>
           <w:p>
             <w:pPr>
               <w:pStyle w:val="Compact"/>
@@ -1325,7 +1406,9 @@
           </w:p>
         </w:tc>
         <w:tc>
-          <w:tcPr/>
+          <w:tcPr>
+            <w:shd w:val="clear" w:color="auto" w:fill="FAFCFE"/>
+          </w:tcPr>
           <w:p>
             <w:pPr>
               <w:pStyle w:val="Compact"/>
@@ -1341,7 +1424,9 @@
           </w:p>
         </w:tc>
         <w:tc>
-          <w:tcPr/>
+          <w:tcPr>
+            <w:shd w:val="clear" w:color="auto" w:fill="FAFCFE"/>
+          </w:tcPr>
           <w:p>
             <w:pPr>
               <w:pStyle w:val="Compact"/>
@@ -1427,7 +1512,9 @@
       </w:tr>
       <w:tr>
         <w:tc>
-          <w:tcPr/>
+          <w:tcPr>
+            <w:shd w:val="clear" w:color="auto" w:fill="FAFCFE"/>
+          </w:tcPr>
           <w:p>
             <w:pPr>
               <w:pStyle w:val="Compact"/>
@@ -1445,7 +1532,9 @@
           </w:p>
         </w:tc>
         <w:tc>
-          <w:tcPr/>
+          <w:tcPr>
+            <w:shd w:val="clear" w:color="auto" w:fill="FAFCFE"/>
+          </w:tcPr>
           <w:p>
             <w:pPr>
               <w:pStyle w:val="Compact"/>
@@ -1477,7 +1566,9 @@
           </w:p>
         </w:tc>
         <w:tc>
-          <w:tcPr/>
+          <w:tcPr>
+            <w:shd w:val="clear" w:color="auto" w:fill="FAFCFE"/>
+          </w:tcPr>
           <w:p>
             <w:pPr>
               <w:pStyle w:val="Compact"/>
@@ -1493,7 +1584,9 @@
           </w:p>
         </w:tc>
         <w:tc>
-          <w:tcPr/>
+          <w:tcPr>
+            <w:shd w:val="clear" w:color="auto" w:fill="FAFCFE"/>
+          </w:tcPr>
           <w:p>
             <w:pPr>
               <w:pStyle w:val="Compact"/>
@@ -1989,6 +2082,15 @@
         <w:tblStyle w:val="Table"/>
         <w:tblW w:type="auto" w:w="0"/>
         <w:tblLook w:firstRow="1" w:lastRow="0" w:firstColumn="0" w:lastColumn="0" w:noHBand="0" w:noVBand="0" w:val="0020"/>
+        <w:jc w:val="center"/>
+        <w:tblBorders>
+          <w:top w:val="single" w:sz="4" w:color="C9D3DE"/>
+          <w:left w:val="single" w:sz="4" w:color="C9D3DE"/>
+          <w:bottom w:val="single" w:sz="4" w:color="C9D3DE"/>
+          <w:right w:val="single" w:sz="4" w:color="C9D3DE"/>
+          <w:insideH w:val="single" w:sz="4" w:color="C9D3DE"/>
+          <w:insideV w:val="single" w:sz="4" w:color="C9D3DE"/>
+        </w:tblBorders>
         <w:bidiVisual/>
       </w:tblPr>
       <w:tblGrid>
@@ -2001,14 +2103,18 @@
           <w:tblHeader w:val="on"/>
         </w:trPr>
         <w:tc>
-          <w:tcPr/>
-          <w:p>
-            <w:pPr>
-              <w:pStyle w:val="Compact"/>
-              <w:bidi/>
-            </w:pPr>
-            <w:r>
-              <w:rPr>
+          <w:tcPr>
+            <w:shd w:val="clear" w:color="auto" w:fill="1E3A5F"/>
+          </w:tcPr>
+          <w:p>
+            <w:pPr>
+              <w:pStyle w:val="Compact"/>
+              <w:bidi/>
+            </w:pPr>
+            <w:r>
+              <w:rPr>
+                <w:b/>
+                <w:color w:val="FFFFFF"/>
                 <w:sz w:val="22"/>
                 <w:rtl/>
               </w:rPr>
@@ -2017,14 +2123,18 @@
           </w:p>
         </w:tc>
         <w:tc>
-          <w:tcPr/>
-          <w:p>
-            <w:pPr>
-              <w:pStyle w:val="Compact"/>
-              <w:bidi/>
-            </w:pPr>
-            <w:r>
-              <w:rPr>
+          <w:tcPr>
+            <w:shd w:val="clear" w:color="auto" w:fill="1E3A5F"/>
+          </w:tcPr>
+          <w:p>
+            <w:pPr>
+              <w:pStyle w:val="Compact"/>
+              <w:bidi/>
+            </w:pPr>
+            <w:r>
+              <w:rPr>
+                <w:b/>
+                <w:color w:val="FFFFFF"/>
                 <w:sz w:val="22"/>
                 <w:rtl/>
               </w:rPr>
@@ -2033,14 +2143,18 @@
           </w:p>
         </w:tc>
         <w:tc>
-          <w:tcPr/>
-          <w:p>
-            <w:pPr>
-              <w:pStyle w:val="Compact"/>
-              <w:bidi/>
-            </w:pPr>
-            <w:r>
-              <w:rPr>
+          <w:tcPr>
+            <w:shd w:val="clear" w:color="auto" w:fill="1E3A5F"/>
+          </w:tcPr>
+          <w:p>
+            <w:pPr>
+              <w:pStyle w:val="Compact"/>
+              <w:bidi/>
+            </w:pPr>
+            <w:r>
+              <w:rPr>
+                <w:b/>
+                <w:color w:val="FFFFFF"/>
                 <w:sz w:val="22"/>
                 <w:rtl/>
               </w:rPr>
@@ -2116,7 +2230,9 @@
       </w:tr>
       <w:tr>
         <w:tc>
-          <w:tcPr/>
+          <w:tcPr>
+            <w:shd w:val="clear" w:color="auto" w:fill="FAFCFE"/>
+          </w:tcPr>
           <w:p>
             <w:pPr>
               <w:pStyle w:val="Compact"/>
@@ -2132,7 +2248,9 @@
           </w:p>
         </w:tc>
         <w:tc>
-          <w:tcPr/>
+          <w:tcPr>
+            <w:shd w:val="clear" w:color="auto" w:fill="FAFCFE"/>
+          </w:tcPr>
           <w:p>
             <w:pPr>
               <w:pStyle w:val="Compact"/>
@@ -2163,7 +2281,9 @@
           </w:p>
         </w:tc>
         <w:tc>
-          <w:tcPr/>
+          <w:tcPr>
+            <w:shd w:val="clear" w:color="auto" w:fill="FAFCFE"/>
+          </w:tcPr>
           <w:p>
             <w:pPr>
               <w:pStyle w:val="Compact"/>
@@ -2232,7 +2352,9 @@
       </w:tr>
       <w:tr>
         <w:tc>
-          <w:tcPr/>
+          <w:tcPr>
+            <w:shd w:val="clear" w:color="auto" w:fill="FAFCFE"/>
+          </w:tcPr>
           <w:p>
             <w:pPr>
               <w:pStyle w:val="Compact"/>
@@ -2248,7 +2370,9 @@
           </w:p>
         </w:tc>
         <w:tc>
-          <w:tcPr/>
+          <w:tcPr>
+            <w:shd w:val="clear" w:color="auto" w:fill="FAFCFE"/>
+          </w:tcPr>
           <w:p>
             <w:pPr>
               <w:pStyle w:val="Compact"/>
@@ -2279,7 +2403,9 @@
           </w:p>
         </w:tc>
         <w:tc>
-          <w:tcPr/>
+          <w:tcPr>
+            <w:shd w:val="clear" w:color="auto" w:fill="FAFCFE"/>
+          </w:tcPr>
           <w:p>
             <w:pPr>
               <w:pStyle w:val="Compact"/>
@@ -2386,6 +2512,15 @@
         <w:tblStyle w:val="Table"/>
         <w:tblW w:type="auto" w:w="0"/>
         <w:tblLook w:firstRow="1" w:lastRow="0" w:firstColumn="0" w:lastColumn="0" w:noHBand="0" w:noVBand="0" w:val="0020"/>
+        <w:jc w:val="center"/>
+        <w:tblBorders>
+          <w:top w:val="single" w:sz="4" w:color="C9D3DE"/>
+          <w:left w:val="single" w:sz="4" w:color="C9D3DE"/>
+          <w:bottom w:val="single" w:sz="4" w:color="C9D3DE"/>
+          <w:right w:val="single" w:sz="4" w:color="C9D3DE"/>
+          <w:insideH w:val="single" w:sz="4" w:color="C9D3DE"/>
+          <w:insideV w:val="single" w:sz="4" w:color="C9D3DE"/>
+        </w:tblBorders>
         <w:bidiVisual/>
       </w:tblPr>
       <w:tblGrid>
@@ -2398,14 +2533,18 @@
           <w:tblHeader w:val="on"/>
         </w:trPr>
         <w:tc>
-          <w:tcPr/>
-          <w:p>
-            <w:pPr>
-              <w:pStyle w:val="Compact"/>
-              <w:bidi/>
-            </w:pPr>
-            <w:r>
-              <w:rPr>
+          <w:tcPr>
+            <w:shd w:val="clear" w:color="auto" w:fill="1E3A5F"/>
+          </w:tcPr>
+          <w:p>
+            <w:pPr>
+              <w:pStyle w:val="Compact"/>
+              <w:bidi/>
+            </w:pPr>
+            <w:r>
+              <w:rPr>
+                <w:b/>
+                <w:color w:val="FFFFFF"/>
                 <w:sz w:val="22"/>
                 <w:rtl/>
               </w:rPr>
@@ -2414,14 +2553,18 @@
           </w:p>
         </w:tc>
         <w:tc>
-          <w:tcPr/>
-          <w:p>
-            <w:pPr>
-              <w:pStyle w:val="Compact"/>
-              <w:bidi/>
-            </w:pPr>
-            <w:r>
-              <w:rPr>
+          <w:tcPr>
+            <w:shd w:val="clear" w:color="auto" w:fill="1E3A5F"/>
+          </w:tcPr>
+          <w:p>
+            <w:pPr>
+              <w:pStyle w:val="Compact"/>
+              <w:bidi/>
+            </w:pPr>
+            <w:r>
+              <w:rPr>
+                <w:b/>
+                <w:color w:val="FFFFFF"/>
                 <w:sz w:val="22"/>
                 <w:rtl/>
               </w:rPr>
@@ -2430,14 +2573,18 @@
           </w:p>
         </w:tc>
         <w:tc>
-          <w:tcPr/>
-          <w:p>
-            <w:pPr>
-              <w:pStyle w:val="Compact"/>
-              <w:bidi/>
-            </w:pPr>
-            <w:r>
-              <w:rPr>
+          <w:tcPr>
+            <w:shd w:val="clear" w:color="auto" w:fill="1E3A5F"/>
+          </w:tcPr>
+          <w:p>
+            <w:pPr>
+              <w:pStyle w:val="Compact"/>
+              <w:bidi/>
+            </w:pPr>
+            <w:r>
+              <w:rPr>
+                <w:b/>
+                <w:color w:val="FFFFFF"/>
                 <w:sz w:val="22"/>
                 <w:rtl/>
               </w:rPr>
@@ -2514,7 +2661,9 @@
       </w:tr>
       <w:tr>
         <w:tc>
-          <w:tcPr/>
+          <w:tcPr>
+            <w:shd w:val="clear" w:color="auto" w:fill="FAFCFE"/>
+          </w:tcPr>
           <w:p>
             <w:pPr>
               <w:pStyle w:val="Compact"/>
@@ -2532,7 +2681,9 @@
           </w:p>
         </w:tc>
         <w:tc>
-          <w:tcPr/>
+          <w:tcPr>
+            <w:shd w:val="clear" w:color="auto" w:fill="FAFCFE"/>
+          </w:tcPr>
           <w:p>
             <w:pPr>
               <w:pStyle w:val="Compact"/>
@@ -2548,7 +2699,9 @@
           </w:p>
         </w:tc>
         <w:tc>
-          <w:tcPr/>
+          <w:tcPr>
+            <w:shd w:val="clear" w:color="auto" w:fill="FAFCFE"/>
+          </w:tcPr>
           <w:p>
             <w:pPr>
               <w:pStyle w:val="Compact"/>
@@ -2633,7 +2786,9 @@
       </w:tr>
       <w:tr>
         <w:tc>
-          <w:tcPr/>
+          <w:tcPr>
+            <w:shd w:val="clear" w:color="auto" w:fill="FAFCFE"/>
+          </w:tcPr>
           <w:p>
             <w:pPr>
               <w:pStyle w:val="Compact"/>
@@ -2651,7 +2806,9 @@
           </w:p>
         </w:tc>
         <w:tc>
-          <w:tcPr/>
+          <w:tcPr>
+            <w:shd w:val="clear" w:color="auto" w:fill="FAFCFE"/>
+          </w:tcPr>
           <w:p>
             <w:pPr>
               <w:pStyle w:val="Compact"/>
@@ -2696,7 +2853,9 @@
           </w:p>
         </w:tc>
         <w:tc>
-          <w:tcPr/>
+          <w:tcPr>
+            <w:shd w:val="clear" w:color="auto" w:fill="FAFCFE"/>
+          </w:tcPr>
           <w:p>
             <w:pPr>
               <w:pStyle w:val="Compact"/>
@@ -2817,7 +2976,9 @@
       </w:tr>
       <w:tr>
         <w:tc>
-          <w:tcPr/>
+          <w:tcPr>
+            <w:shd w:val="clear" w:color="auto" w:fill="FAFCFE"/>
+          </w:tcPr>
           <w:p>
             <w:pPr>
               <w:pStyle w:val="Compact"/>
@@ -2835,7 +2996,9 @@
           </w:p>
         </w:tc>
         <w:tc>
-          <w:tcPr/>
+          <w:tcPr>
+            <w:shd w:val="clear" w:color="auto" w:fill="FAFCFE"/>
+          </w:tcPr>
           <w:p>
             <w:pPr>
               <w:pStyle w:val="Compact"/>
@@ -2851,7 +3014,9 @@
           </w:p>
         </w:tc>
         <w:tc>
-          <w:tcPr/>
+          <w:tcPr>
+            <w:shd w:val="clear" w:color="auto" w:fill="FAFCFE"/>
+          </w:tcPr>
           <w:p>
             <w:pPr>
               <w:pStyle w:val="Compact"/>
@@ -3000,6 +3165,15 @@
         <w:tblStyle w:val="Table"/>
         <w:tblW w:type="auto" w:w="0"/>
         <w:tblLook w:firstRow="1" w:lastRow="0" w:firstColumn="0" w:lastColumn="0" w:noHBand="0" w:noVBand="0" w:val="0020"/>
+        <w:jc w:val="center"/>
+        <w:tblBorders>
+          <w:top w:val="single" w:sz="4" w:color="C9D3DE"/>
+          <w:left w:val="single" w:sz="4" w:color="C9D3DE"/>
+          <w:bottom w:val="single" w:sz="4" w:color="C9D3DE"/>
+          <w:right w:val="single" w:sz="4" w:color="C9D3DE"/>
+          <w:insideH w:val="single" w:sz="4" w:color="C9D3DE"/>
+          <w:insideV w:val="single" w:sz="4" w:color="C9D3DE"/>
+        </w:tblBorders>
         <w:bidiVisual/>
       </w:tblPr>
       <w:tblGrid>
@@ -3012,14 +3186,18 @@
           <w:tblHeader w:val="on"/>
         </w:trPr>
         <w:tc>
-          <w:tcPr/>
-          <w:p>
-            <w:pPr>
-              <w:pStyle w:val="Compact"/>
-              <w:bidi/>
-            </w:pPr>
-            <w:r>
-              <w:rPr>
+          <w:tcPr>
+            <w:shd w:val="clear" w:color="auto" w:fill="1E3A5F"/>
+          </w:tcPr>
+          <w:p>
+            <w:pPr>
+              <w:pStyle w:val="Compact"/>
+              <w:bidi/>
+            </w:pPr>
+            <w:r>
+              <w:rPr>
+                <w:b/>
+                <w:color w:val="FFFFFF"/>
                 <w:sz w:val="22"/>
                 <w:rtl/>
               </w:rPr>
@@ -3028,14 +3206,18 @@
           </w:p>
         </w:tc>
         <w:tc>
-          <w:tcPr/>
-          <w:p>
-            <w:pPr>
-              <w:pStyle w:val="Compact"/>
-              <w:bidi/>
-            </w:pPr>
-            <w:r>
-              <w:rPr>
+          <w:tcPr>
+            <w:shd w:val="clear" w:color="auto" w:fill="1E3A5F"/>
+          </w:tcPr>
+          <w:p>
+            <w:pPr>
+              <w:pStyle w:val="Compact"/>
+              <w:bidi/>
+            </w:pPr>
+            <w:r>
+              <w:rPr>
+                <w:b/>
+                <w:color w:val="FFFFFF"/>
                 <w:sz w:val="22"/>
                 <w:rtl/>
               </w:rPr>
@@ -3044,14 +3226,18 @@
           </w:p>
         </w:tc>
         <w:tc>
-          <w:tcPr/>
-          <w:p>
-            <w:pPr>
-              <w:pStyle w:val="Compact"/>
-              <w:bidi/>
-            </w:pPr>
-            <w:r>
-              <w:rPr>
+          <w:tcPr>
+            <w:shd w:val="clear" w:color="auto" w:fill="1E3A5F"/>
+          </w:tcPr>
+          <w:p>
+            <w:pPr>
+              <w:pStyle w:val="Compact"/>
+              <w:bidi/>
+            </w:pPr>
+            <w:r>
+              <w:rPr>
+                <w:b/>
+                <w:color w:val="FFFFFF"/>
                 <w:sz w:val="22"/>
                 <w:rtl/>
               </w:rPr>
@@ -3112,7 +3298,9 @@
       </w:tr>
       <w:tr>
         <w:tc>
-          <w:tcPr/>
+          <w:tcPr>
+            <w:shd w:val="clear" w:color="auto" w:fill="FAFCFE"/>
+          </w:tcPr>
           <w:p>
             <w:pPr>
               <w:pStyle w:val="Compact"/>
@@ -3128,7 +3316,9 @@
           </w:p>
         </w:tc>
         <w:tc>
-          <w:tcPr/>
+          <w:tcPr>
+            <w:shd w:val="clear" w:color="auto" w:fill="FAFCFE"/>
+          </w:tcPr>
           <w:p>
             <w:pPr>
               <w:pStyle w:val="Compact"/>
@@ -3144,7 +3334,9 @@
           </w:p>
         </w:tc>
         <w:tc>
-          <w:tcPr/>
+          <w:tcPr>
+            <w:shd w:val="clear" w:color="auto" w:fill="FAFCFE"/>
+          </w:tcPr>
           <w:p>
             <w:pPr>
               <w:pStyle w:val="Compact"/>
@@ -3241,7 +3433,9 @@
       </w:tr>
       <w:tr>
         <w:tc>
-          <w:tcPr/>
+          <w:tcPr>
+            <w:shd w:val="clear" w:color="auto" w:fill="FAFCFE"/>
+          </w:tcPr>
           <w:p>
             <w:pPr>
               <w:pStyle w:val="Compact"/>
@@ -3257,7 +3451,9 @@
           </w:p>
         </w:tc>
         <w:tc>
-          <w:tcPr/>
+          <w:tcPr>
+            <w:shd w:val="clear" w:color="auto" w:fill="FAFCFE"/>
+          </w:tcPr>
           <w:p>
             <w:pPr>
               <w:pStyle w:val="Compact"/>
@@ -3273,7 +3469,9 @@
           </w:p>
         </w:tc>
         <w:tc>
-          <w:tcPr/>
+          <w:tcPr>
+            <w:shd w:val="clear" w:color="auto" w:fill="FAFCFE"/>
+          </w:tcPr>
           <w:p>
             <w:pPr>
               <w:pStyle w:val="Compact"/>
@@ -3341,7 +3539,9 @@
       </w:tr>
       <w:tr>
         <w:tc>
-          <w:tcPr/>
+          <w:tcPr>
+            <w:shd w:val="clear" w:color="auto" w:fill="FAFCFE"/>
+          </w:tcPr>
           <w:p>
             <w:pPr>
               <w:pStyle w:val="Compact"/>
@@ -3357,7 +3557,9 @@
           </w:p>
         </w:tc>
         <w:tc>
-          <w:tcPr/>
+          <w:tcPr>
+            <w:shd w:val="clear" w:color="auto" w:fill="FAFCFE"/>
+          </w:tcPr>
           <w:p>
             <w:pPr>
               <w:pStyle w:val="Compact"/>
@@ -3373,7 +3575,9 @@
           </w:p>
         </w:tc>
         <w:tc>
-          <w:tcPr/>
+          <w:tcPr>
+            <w:shd w:val="clear" w:color="auto" w:fill="FAFCFE"/>
+          </w:tcPr>
           <w:p>
             <w:pPr>
               <w:pStyle w:val="Compact"/>
